--- a/go2_inspection/docs/GO2智能巡检报告_雏形.docx
+++ b/go2_inspection/docs/GO2智能巡检报告_雏形.docx
@@ -205,7 +205,7 @@
           <w:color w:val="5B6573"/>
           <w:sz w:val="20"/>
         </w:rPr>
-        <w:t>正常 4 项   |   异常 3 项   |   需复核 4 项   |   不适用 0 项</w:t>
+        <w:t>正常 3 项   |   异常 2 项   |   需复核 8 项   |   不适用 0 项</w:t>
       </w:r>
     </w:p>
     <w:p>
@@ -371,7 +371,7 @@
                 <w:color w:val="202A35"/>
                 <w:sz w:val="18"/>
               </w:rPr>
-              <w:t>传送带工具</w:t>
+              <w:t>托辊卡死检测</w:t>
             </w:r>
           </w:p>
         </w:tc>
@@ -426,7 +426,7 @@
                 <w:color w:val="202A35"/>
                 <w:sz w:val="18"/>
               </w:rPr>
-              <w:t>异常 1；检测到扳手 1 个</w:t>
+              <w:t>异常 1；已识别 3/3 处；最高温 72.30℃</w:t>
             </w:r>
           </w:p>
         </w:tc>
@@ -453,7 +453,7 @@
                 <w:color w:val="202A35"/>
                 <w:sz w:val="18"/>
               </w:rPr>
-              <w:t>传送带检测到工具即判为异常</w:t>
+              <w:t>热像最高温严格超过 65.00℃，并关联到 3 个不同编号位置</w:t>
             </w:r>
           </w:p>
         </w:tc>
@@ -482,7 +482,7 @@
                 <w:color w:val="202A35"/>
                 <w:sz w:val="18"/>
               </w:rPr>
-              <w:t>安全标牌</w:t>
+              <w:t>皮带机异物检测</w:t>
             </w:r>
           </w:p>
         </w:tc>
@@ -537,7 +537,7 @@
                 <w:color w:val="202A35"/>
                 <w:sz w:val="18"/>
               </w:rPr>
-              <w:t>需复核 1；检测到安全标牌 1 个</w:t>
+              <w:t>需复核 1；待样本/不可用</w:t>
             </w:r>
           </w:p>
         </w:tc>
@@ -564,7 +564,7 @@
                 <w:color w:val="202A35"/>
                 <w:sz w:val="18"/>
               </w:rPr>
-              <w:t>安全标牌类别和业务规则待补充训练</w:t>
+              <w:t>彩色布条现场正负样本尚未提供</w:t>
             </w:r>
           </w:p>
         </w:tc>
@@ -593,7 +593,229 @@
                 <w:color w:val="202A35"/>
                 <w:sz w:val="18"/>
               </w:rPr>
-              <w:t>煤堆</w:t>
+              <w:t>堆煤检测</w:t>
+            </w:r>
+          </w:p>
+        </w:tc>
+        <w:tc>
+          <w:tcPr>
+            <w:tcW w:type="dxa" w:w="1000"/>
+            <w:shd w:fill="FFF4D6"/>
+            <w:vAlign w:val="center"/>
+            <w:tcMar>
+              <w:top w:w="80" w:type="dxa"/>
+              <w:bottom w:w="80" w:type="dxa"/>
+              <w:start w:w="120" w:type="dxa"/>
+              <w:end w:w="120" w:type="dxa"/>
+            </w:tcMar>
+          </w:tcPr>
+          <w:p>
+            <w:pPr>
+              <w:spacing w:before="0" w:after="0" w:line="240" w:lineRule="auto"/>
+              <w:jc w:val="center"/>
+            </w:pPr>
+            <w:r>
+              <w:rPr>
+                <w:rFonts w:ascii="Calibri" w:hAnsi="Calibri" w:eastAsia="Microsoft YaHei"/>
+                <w:b/>
+                <w:color w:val="7A5A00"/>
+                <w:sz w:val="18"/>
+              </w:rPr>
+              <w:t>需复核</w:t>
+            </w:r>
+          </w:p>
+        </w:tc>
+        <w:tc>
+          <w:tcPr>
+            <w:tcW w:type="dxa" w:w="2800"/>
+            <w:vAlign w:val="center"/>
+            <w:tcMar>
+              <w:top w:w="80" w:type="dxa"/>
+              <w:bottom w:w="80" w:type="dxa"/>
+              <w:start w:w="120" w:type="dxa"/>
+              <w:end w:w="120" w:type="dxa"/>
+            </w:tcMar>
+          </w:tcPr>
+          <w:p>
+            <w:pPr>
+              <w:spacing w:before="0" w:after="0" w:line="240" w:lineRule="auto"/>
+              <w:jc w:val="left"/>
+            </w:pPr>
+            <w:r>
+              <w:rPr>
+                <w:rFonts w:ascii="Calibri" w:hAnsi="Calibri" w:eastAsia="Microsoft YaHei"/>
+                <w:b w:val="0"/>
+                <w:color w:val="202A35"/>
+                <w:sz w:val="18"/>
+              </w:rPr>
+              <w:t>需复核 1；待样本/不可用</w:t>
+            </w:r>
+          </w:p>
+        </w:tc>
+        <w:tc>
+          <w:tcPr>
+            <w:tcW w:type="dxa" w:w="4060"/>
+            <w:vAlign w:val="center"/>
+            <w:tcMar>
+              <w:top w:w="80" w:type="dxa"/>
+              <w:bottom w:w="80" w:type="dxa"/>
+              <w:start w:w="120" w:type="dxa"/>
+              <w:end w:w="120" w:type="dxa"/>
+            </w:tcMar>
+          </w:tcPr>
+          <w:p>
+            <w:pPr>
+              <w:spacing w:before="0" w:after="0" w:line="240" w:lineRule="auto"/>
+              <w:jc w:val="left"/>
+            </w:pPr>
+            <w:r>
+              <w:rPr>
+                <w:rFonts w:ascii="Calibri" w:hAnsi="Calibri" w:eastAsia="Microsoft YaHei"/>
+                <w:b w:val="0"/>
+                <w:color w:val="202A35"/>
+                <w:sz w:val="18"/>
+              </w:rPr>
+              <w:t>现有样本不足，煤堆检测模型未配置</w:t>
+            </w:r>
+          </w:p>
+        </w:tc>
+      </w:tr>
+      <w:tr>
+        <w:tc>
+          <w:tcPr>
+            <w:tcW w:type="dxa" w:w="1500"/>
+            <w:vAlign w:val="center"/>
+            <w:tcMar>
+              <w:top w:w="80" w:type="dxa"/>
+              <w:bottom w:w="80" w:type="dxa"/>
+              <w:start w:w="120" w:type="dxa"/>
+              <w:end w:w="120" w:type="dxa"/>
+            </w:tcMar>
+          </w:tcPr>
+          <w:p>
+            <w:pPr>
+              <w:spacing w:before="0" w:after="0" w:line="240" w:lineRule="auto"/>
+              <w:jc w:val="center"/>
+            </w:pPr>
+            <w:r>
+              <w:rPr>
+                <w:rFonts w:ascii="Calibri" w:hAnsi="Calibri" w:eastAsia="Microsoft YaHei"/>
+                <w:b w:val="0"/>
+                <w:color w:val="202A35"/>
+                <w:sz w:val="18"/>
+              </w:rPr>
+              <w:t>沿线巡检标牌</w:t>
+            </w:r>
+          </w:p>
+        </w:tc>
+        <w:tc>
+          <w:tcPr>
+            <w:tcW w:type="dxa" w:w="1000"/>
+            <w:shd w:fill="FFF4D6"/>
+            <w:vAlign w:val="center"/>
+            <w:tcMar>
+              <w:top w:w="80" w:type="dxa"/>
+              <w:bottom w:w="80" w:type="dxa"/>
+              <w:start w:w="120" w:type="dxa"/>
+              <w:end w:w="120" w:type="dxa"/>
+            </w:tcMar>
+          </w:tcPr>
+          <w:p>
+            <w:pPr>
+              <w:spacing w:before="0" w:after="0" w:line="240" w:lineRule="auto"/>
+              <w:jc w:val="center"/>
+            </w:pPr>
+            <w:r>
+              <w:rPr>
+                <w:rFonts w:ascii="Calibri" w:hAnsi="Calibri" w:eastAsia="Microsoft YaHei"/>
+                <w:b/>
+                <w:color w:val="7A5A00"/>
+                <w:sz w:val="18"/>
+              </w:rPr>
+              <w:t>需复核</w:t>
+            </w:r>
+          </w:p>
+        </w:tc>
+        <w:tc>
+          <w:tcPr>
+            <w:tcW w:type="dxa" w:w="2800"/>
+            <w:vAlign w:val="center"/>
+            <w:tcMar>
+              <w:top w:w="80" w:type="dxa"/>
+              <w:bottom w:w="80" w:type="dxa"/>
+              <w:start w:w="120" w:type="dxa"/>
+              <w:end w:w="120" w:type="dxa"/>
+            </w:tcMar>
+          </w:tcPr>
+          <w:p>
+            <w:pPr>
+              <w:spacing w:before="0" w:after="0" w:line="240" w:lineRule="auto"/>
+              <w:jc w:val="left"/>
+            </w:pPr>
+            <w:r>
+              <w:rPr>
+                <w:rFonts w:ascii="Calibri" w:hAnsi="Calibri" w:eastAsia="Microsoft YaHei"/>
+                <w:b w:val="0"/>
+                <w:color w:val="202A35"/>
+                <w:sz w:val="18"/>
+              </w:rPr>
+              <w:t>需复核 1；待样本/不可用；已识别 0/5 个</w:t>
+            </w:r>
+          </w:p>
+        </w:tc>
+        <w:tc>
+          <w:tcPr>
+            <w:tcW w:type="dxa" w:w="4060"/>
+            <w:vAlign w:val="center"/>
+            <w:tcMar>
+              <w:top w:w="80" w:type="dxa"/>
+              <w:bottom w:w="80" w:type="dxa"/>
+              <w:start w:w="120" w:type="dxa"/>
+              <w:end w:w="120" w:type="dxa"/>
+            </w:tcMar>
+          </w:tcPr>
+          <w:p>
+            <w:pPr>
+              <w:spacing w:before="0" w:after="0" w:line="240" w:lineRule="auto"/>
+              <w:jc w:val="left"/>
+            </w:pPr>
+            <w:r>
+              <w:rPr>
+                <w:rFonts w:ascii="Calibri" w:hAnsi="Calibri" w:eastAsia="Microsoft YaHei"/>
+                <w:b w:val="0"/>
+                <w:color w:val="202A35"/>
+                <w:sz w:val="18"/>
+              </w:rPr>
+              <w:t>5 类巡检标牌现场样本尚未提供</w:t>
+            </w:r>
+          </w:p>
+        </w:tc>
+      </w:tr>
+      <w:tr>
+        <w:tc>
+          <w:tcPr>
+            <w:tcW w:type="dxa" w:w="1500"/>
+            <w:vAlign w:val="center"/>
+            <w:tcMar>
+              <w:top w:w="80" w:type="dxa"/>
+              <w:bottom w:w="80" w:type="dxa"/>
+              <w:start w:w="120" w:type="dxa"/>
+              <w:end w:w="120" w:type="dxa"/>
+            </w:tcMar>
+          </w:tcPr>
+          <w:p>
+            <w:pPr>
+              <w:spacing w:before="0" w:after="0" w:line="240" w:lineRule="auto"/>
+              <w:jc w:val="center"/>
+            </w:pPr>
+            <w:r>
+              <w:rPr>
+                <w:rFonts w:ascii="Calibri" w:hAnsi="Calibri" w:eastAsia="Microsoft YaHei"/>
+                <w:b w:val="0"/>
+                <w:color w:val="202A35"/>
+                <w:sz w:val="18"/>
+              </w:rPr>
+              <w:t>变电硐室 LED 仪表</w:t>
             </w:r>
           </w:p>
         </w:tc>
@@ -648,7 +870,7 @@
                 <w:color w:val="202A35"/>
                 <w:sz w:val="18"/>
               </w:rPr>
-              <w:t>正常 1；未检测到煤堆</w:t>
+              <w:t>正常 1；读数 4.38</w:t>
             </w:r>
           </w:p>
         </w:tc>
@@ -675,7 +897,7 @@
                 <w:color w:val="202A35"/>
                 <w:sz w:val="18"/>
               </w:rPr>
-              <w:t>检测模型已运行且 present=false</w:t>
+              <w:t>LED 数字仪表读数已确认</w:t>
             </w:r>
           </w:p>
         </w:tc>
@@ -704,118 +926,7 @@
                 <w:color w:val="202A35"/>
                 <w:sz w:val="18"/>
               </w:rPr>
-              <w:t>工位编号</w:t>
-            </w:r>
-          </w:p>
-        </w:tc>
-        <w:tc>
-          <w:tcPr>
-            <w:tcW w:type="dxa" w:w="1000"/>
-            <w:shd w:fill="E8F3EC"/>
-            <w:vAlign w:val="center"/>
-            <w:tcMar>
-              <w:top w:w="80" w:type="dxa"/>
-              <w:bottom w:w="80" w:type="dxa"/>
-              <w:start w:w="120" w:type="dxa"/>
-              <w:end w:w="120" w:type="dxa"/>
-            </w:tcMar>
-          </w:tcPr>
-          <w:p>
-            <w:pPr>
-              <w:spacing w:before="0" w:after="0" w:line="240" w:lineRule="auto"/>
-              <w:jc w:val="center"/>
-            </w:pPr>
-            <w:r>
-              <w:rPr>
-                <w:rFonts w:ascii="Calibri" w:hAnsi="Calibri" w:eastAsia="Microsoft YaHei"/>
-                <w:b/>
-                <w:color w:val="246B3B"/>
-                <w:sz w:val="18"/>
-              </w:rPr>
-              <w:t>正常</w:t>
-            </w:r>
-          </w:p>
-        </w:tc>
-        <w:tc>
-          <w:tcPr>
-            <w:tcW w:type="dxa" w:w="2800"/>
-            <w:vAlign w:val="center"/>
-            <w:tcMar>
-              <w:top w:w="80" w:type="dxa"/>
-              <w:bottom w:w="80" w:type="dxa"/>
-              <w:start w:w="120" w:type="dxa"/>
-              <w:end w:w="120" w:type="dxa"/>
-            </w:tcMar>
-          </w:tcPr>
-          <w:p>
-            <w:pPr>
-              <w:spacing w:before="0" w:after="0" w:line="240" w:lineRule="auto"/>
-              <w:jc w:val="left"/>
-            </w:pPr>
-            <w:r>
-              <w:rPr>
-                <w:rFonts w:ascii="Calibri" w:hAnsi="Calibri" w:eastAsia="Microsoft YaHei"/>
-                <w:b w:val="0"/>
-                <w:color w:val="202A35"/>
-                <w:sz w:val="18"/>
-              </w:rPr>
-              <w:t>正常 1；识别为 8 号；期望 08 号</w:t>
-            </w:r>
-          </w:p>
-        </w:tc>
-        <w:tc>
-          <w:tcPr>
-            <w:tcW w:type="dxa" w:w="4060"/>
-            <w:vAlign w:val="center"/>
-            <w:tcMar>
-              <w:top w:w="80" w:type="dxa"/>
-              <w:bottom w:w="80" w:type="dxa"/>
-              <w:start w:w="120" w:type="dxa"/>
-              <w:end w:w="120" w:type="dxa"/>
-            </w:tcMar>
-          </w:tcPr>
-          <w:p>
-            <w:pPr>
-              <w:spacing w:before="0" w:after="0" w:line="240" w:lineRule="auto"/>
-              <w:jc w:val="center"/>
-            </w:pPr>
-            <w:r>
-              <w:rPr>
-                <w:rFonts w:ascii="Calibri" w:hAnsi="Calibri" w:eastAsia="Microsoft YaHei"/>
-                <w:b w:val="0"/>
-                <w:color w:val="202A35"/>
-                <w:sz w:val="18"/>
-              </w:rPr>
-              <w:t>识别编号与期望工位一致</w:t>
-            </w:r>
-          </w:p>
-        </w:tc>
-      </w:tr>
-      <w:tr>
-        <w:tc>
-          <w:tcPr>
-            <w:tcW w:type="dxa" w:w="1500"/>
-            <w:vAlign w:val="center"/>
-            <w:tcMar>
-              <w:top w:w="80" w:type="dxa"/>
-              <w:bottom w:w="80" w:type="dxa"/>
-              <w:start w:w="120" w:type="dxa"/>
-              <w:end w:w="120" w:type="dxa"/>
-            </w:tcMar>
-          </w:tcPr>
-          <w:p>
-            <w:pPr>
-              <w:spacing w:before="0" w:after="0" w:line="240" w:lineRule="auto"/>
-              <w:jc w:val="center"/>
-            </w:pPr>
-            <w:r>
-              <w:rPr>
-                <w:rFonts w:ascii="Calibri" w:hAnsi="Calibri" w:eastAsia="Microsoft YaHei"/>
-                <w:b w:val="0"/>
-                <w:color w:val="202A35"/>
-                <w:sz w:val="18"/>
-              </w:rPr>
-              <w:t>数字表</w:t>
+              <w:t>红色指示灯</w:t>
             </w:r>
           </w:p>
         </w:tc>
@@ -870,7 +981,7 @@
                 <w:color w:val="202A35"/>
                 <w:sz w:val="18"/>
               </w:rPr>
-              <w:t>需复核 1；读数 067.8</w:t>
+              <w:t>需复核 1；待样本/不可用</w:t>
             </w:r>
           </w:p>
         </w:tc>
@@ -897,7 +1008,7 @@
                 <w:color w:val="202A35"/>
                 <w:sz w:val="18"/>
               </w:rPr>
-              <w:t>正常范围待补充，当前只记录读数</w:t>
+              <w:t>红色指示灯现场样本尚未提供</w:t>
             </w:r>
           </w:p>
         </w:tc>
@@ -926,14 +1037,14 @@
                 <w:color w:val="202A35"/>
                 <w:sz w:val="18"/>
               </w:rPr>
-              <w:t>指针表</w:t>
+              <w:t>绿色指示灯</w:t>
             </w:r>
           </w:p>
         </w:tc>
         <w:tc>
           <w:tcPr>
             <w:tcW w:type="dxa" w:w="1000"/>
-            <w:shd w:fill="FCE8E6"/>
+            <w:shd w:fill="FFF4D6"/>
             <w:vAlign w:val="center"/>
             <w:tcMar>
               <w:top w:w="80" w:type="dxa"/>
@@ -951,10 +1062,10 @@
               <w:rPr>
                 <w:rFonts w:ascii="Calibri" w:hAnsi="Calibri" w:eastAsia="Microsoft YaHei"/>
                 <w:b/>
-                <w:color w:val="9B1C1C"/>
+                <w:color w:val="7A5A00"/>
                 <w:sz w:val="18"/>
               </w:rPr>
-              <w:t>异常</w:t>
+              <w:t>需复核</w:t>
             </w:r>
           </w:p>
         </w:tc>
@@ -981,13 +1092,42 @@
                 <w:color w:val="202A35"/>
                 <w:sz w:val="18"/>
               </w:rPr>
-              <w:t>异常 1；检测到 1 个异常指针表</w:t>
+              <w:t>需复核 1；待样本/不可用</w:t>
             </w:r>
           </w:p>
         </w:tc>
         <w:tc>
           <w:tcPr>
             <w:tcW w:type="dxa" w:w="4060"/>
+            <w:vAlign w:val="center"/>
+            <w:tcMar>
+              <w:top w:w="80" w:type="dxa"/>
+              <w:bottom w:w="80" w:type="dxa"/>
+              <w:start w:w="120" w:type="dxa"/>
+              <w:end w:w="120" w:type="dxa"/>
+            </w:tcMar>
+          </w:tcPr>
+          <w:p>
+            <w:pPr>
+              <w:spacing w:before="0" w:after="0" w:line="240" w:lineRule="auto"/>
+              <w:jc w:val="left"/>
+            </w:pPr>
+            <w:r>
+              <w:rPr>
+                <w:rFonts w:ascii="Calibri" w:hAnsi="Calibri" w:eastAsia="Microsoft YaHei"/>
+                <w:b w:val="0"/>
+                <w:color w:val="202A35"/>
+                <w:sz w:val="18"/>
+              </w:rPr>
+              <w:t>绿色指示灯现场样本尚未提供</w:t>
+            </w:r>
+          </w:p>
+        </w:tc>
+      </w:tr>
+      <w:tr>
+        <w:tc>
+          <w:tcPr>
+            <w:tcW w:type="dxa" w:w="1500"/>
             <w:vAlign w:val="center"/>
             <w:tcMar>
               <w:top w:w="80" w:type="dxa"/>
@@ -1008,7 +1148,89 @@
                 <w:color w:val="202A35"/>
                 <w:sz w:val="18"/>
               </w:rPr>
-              <w:t>指针角度偏差超过允许范围</w:t>
+              <w:t>水泵硐室仪表</w:t>
+            </w:r>
+          </w:p>
+        </w:tc>
+        <w:tc>
+          <w:tcPr>
+            <w:tcW w:type="dxa" w:w="1000"/>
+            <w:shd w:fill="FFF4D6"/>
+            <w:vAlign w:val="center"/>
+            <w:tcMar>
+              <w:top w:w="80" w:type="dxa"/>
+              <w:bottom w:w="80" w:type="dxa"/>
+              <w:start w:w="120" w:type="dxa"/>
+              <w:end w:w="120" w:type="dxa"/>
+            </w:tcMar>
+          </w:tcPr>
+          <w:p>
+            <w:pPr>
+              <w:spacing w:before="0" w:after="0" w:line="240" w:lineRule="auto"/>
+              <w:jc w:val="center"/>
+            </w:pPr>
+            <w:r>
+              <w:rPr>
+                <w:rFonts w:ascii="Calibri" w:hAnsi="Calibri" w:eastAsia="Microsoft YaHei"/>
+                <w:b/>
+                <w:color w:val="7A5A00"/>
+                <w:sz w:val="18"/>
+              </w:rPr>
+              <w:t>需复核</w:t>
+            </w:r>
+          </w:p>
+        </w:tc>
+        <w:tc>
+          <w:tcPr>
+            <w:tcW w:type="dxa" w:w="2800"/>
+            <w:vAlign w:val="center"/>
+            <w:tcMar>
+              <w:top w:w="80" w:type="dxa"/>
+              <w:bottom w:w="80" w:type="dxa"/>
+              <w:start w:w="120" w:type="dxa"/>
+              <w:end w:w="120" w:type="dxa"/>
+            </w:tcMar>
+          </w:tcPr>
+          <w:p>
+            <w:pPr>
+              <w:spacing w:before="0" w:after="0" w:line="240" w:lineRule="auto"/>
+              <w:jc w:val="left"/>
+            </w:pPr>
+            <w:r>
+              <w:rPr>
+                <w:rFonts w:ascii="Calibri" w:hAnsi="Calibri" w:eastAsia="Microsoft YaHei"/>
+                <w:b w:val="0"/>
+                <w:color w:val="202A35"/>
+                <w:sz w:val="18"/>
+              </w:rPr>
+              <w:t>需复核 1；待样本/不可用；已读取 0/3 个</w:t>
+            </w:r>
+          </w:p>
+        </w:tc>
+        <w:tc>
+          <w:tcPr>
+            <w:tcW w:type="dxa" w:w="4060"/>
+            <w:vAlign w:val="center"/>
+            <w:tcMar>
+              <w:top w:w="80" w:type="dxa"/>
+              <w:bottom w:w="80" w:type="dxa"/>
+              <w:start w:w="120" w:type="dxa"/>
+              <w:end w:w="120" w:type="dxa"/>
+            </w:tcMar>
+          </w:tcPr>
+          <w:p>
+            <w:pPr>
+              <w:spacing w:before="0" w:after="0" w:line="240" w:lineRule="auto"/>
+              <w:jc w:val="left"/>
+            </w:pPr>
+            <w:r>
+              <w:rPr>
+                <w:rFonts w:ascii="Calibri" w:hAnsi="Calibri" w:eastAsia="Microsoft YaHei"/>
+                <w:b w:val="0"/>
+                <w:color w:val="202A35"/>
+                <w:sz w:val="18"/>
+              </w:rPr>
+              <w:t>3 个仪表的现场样本、读数真值和刻度标定尚未提供</w:t>
             </w:r>
           </w:p>
         </w:tc>
@@ -1481,7 +1703,7 @@
                 <w:color w:val="202A35"/>
                 <w:sz w:val="18"/>
               </w:rPr>
-              <w:t>红外热像</w:t>
+              <w:t>设备表面温度检测（备选）</w:t>
             </w:r>
           </w:p>
         </w:tc>
@@ -1536,7 +1758,7 @@
                 <w:color w:val="202A35"/>
                 <w:sz w:val="18"/>
               </w:rPr>
-              <w:t>需复核 1；已归档 24 帧热像</w:t>
+              <w:t>需复核 1；待样本/不可用；热像采集链路已保留</w:t>
             </w:r>
           </w:p>
         </w:tc>
@@ -1563,7 +1785,7 @@
                 <w:color w:val="202A35"/>
                 <w:sz w:val="18"/>
               </w:rPr>
-              <w:t>温度异常模型与阈值待补充训练</w:t>
+              <w:t>开关柜测温区域、阈值与现场样本尚未提供</w:t>
             </w:r>
           </w:p>
         </w:tc>
@@ -1795,7 +2017,7 @@
                 <w:color w:val="202A35"/>
                 <w:sz w:val="18"/>
               </w:rPr>
-              <w:t>传送带工具</w:t>
+              <w:t>托辊卡死检测</w:t>
             </w:r>
           </w:p>
         </w:tc>
@@ -1822,7 +2044,7 @@
                 <w:color w:val="202A35"/>
                 <w:sz w:val="18"/>
               </w:rPr>
-              <w:t>检测到扳手 1 个（置信度 96.0%）</w:t>
+              <w:t>已识别 3/3 处；最高温 72.30℃</w:t>
             </w:r>
           </w:p>
         </w:tc>
@@ -1877,7 +2099,7 @@
                 <w:color w:val="202A35"/>
                 <w:sz w:val="18"/>
               </w:rPr>
-              <w:t>传送带检测到工具即判为异常</w:t>
+              <w:t>热像最高温严格超过 65.00℃，并关联到 3 个不同编号位置</w:t>
             </w:r>
           </w:p>
         </w:tc>
@@ -1897,7 +2119,7 @@
           <w:p>
             <w:pPr>
               <w:spacing w:before="0" w:after="0" w:line="240" w:lineRule="auto"/>
-              <w:jc w:val="left"/>
+              <w:jc w:val="center"/>
             </w:pPr>
             <w:r>
               <w:rPr>
@@ -1906,9 +2128,7 @@
                 <w:color w:val="202A35"/>
                 <w:sz w:val="18"/>
               </w:rPr>
-              <w:t>2026-08-05 09:15:12+08:00</w:t>
-              <w:br/>
-              <w:t>08号区段</w:t>
+              <w:t>批次汇总</w:t>
             </w:r>
           </w:p>
         </w:tc>
@@ -1935,7 +2155,7 @@
                 <w:color w:val="202A35"/>
                 <w:sz w:val="18"/>
               </w:rPr>
-              <w:t>安全标牌</w:t>
+              <w:t>皮带机异物检测</w:t>
             </w:r>
           </w:p>
         </w:tc>
@@ -1953,7 +2173,7 @@
           <w:p>
             <w:pPr>
               <w:spacing w:before="0" w:after="0" w:line="240" w:lineRule="auto"/>
-              <w:jc w:val="left"/>
+              <w:jc w:val="center"/>
             </w:pPr>
             <w:r>
               <w:rPr>
@@ -1962,7 +2182,7 @@
                 <w:color w:val="202A35"/>
                 <w:sz w:val="18"/>
               </w:rPr>
-              <w:t>检测到安全标牌 1 个（置信度 88.0%）</w:t>
+              <w:t>待样本/不可用</w:t>
             </w:r>
           </w:p>
         </w:tc>
@@ -2017,7 +2237,7 @@
                 <w:color w:val="202A35"/>
                 <w:sz w:val="18"/>
               </w:rPr>
-              <w:t>安全标牌类别和业务规则待补充训练</w:t>
+              <w:t>彩色布条现场正负样本尚未提供</w:t>
             </w:r>
           </w:p>
         </w:tc>
@@ -2037,7 +2257,7 @@
           <w:p>
             <w:pPr>
               <w:spacing w:before="0" w:after="0" w:line="240" w:lineRule="auto"/>
-              <w:jc w:val="left"/>
+              <w:jc w:val="center"/>
             </w:pPr>
             <w:r>
               <w:rPr>
@@ -2046,9 +2266,7 @@
                 <w:color w:val="202A35"/>
                 <w:sz w:val="18"/>
               </w:rPr>
-              <w:t>2026-08-05 09:15:12+08:00</w:t>
-              <w:br/>
-              <w:t>08号区段</w:t>
+              <w:t>批次汇总</w:t>
             </w:r>
           </w:p>
         </w:tc>
@@ -2075,7 +2293,7 @@
                 <w:color w:val="202A35"/>
                 <w:sz w:val="18"/>
               </w:rPr>
-              <w:t>数字表</w:t>
+              <w:t>堆煤检测</w:t>
             </w:r>
           </w:p>
         </w:tc>
@@ -2093,7 +2311,7 @@
           <w:p>
             <w:pPr>
               <w:spacing w:before="0" w:after="0" w:line="240" w:lineRule="auto"/>
-              <w:jc w:val="left"/>
+              <w:jc w:val="center"/>
             </w:pPr>
             <w:r>
               <w:rPr>
@@ -2102,7 +2320,7 @@
                 <w:color w:val="202A35"/>
                 <w:sz w:val="18"/>
               </w:rPr>
-              <w:t>读数 067.8（置信度 91.0%）</w:t>
+              <w:t>待样本/不可用</w:t>
             </w:r>
           </w:p>
         </w:tc>
@@ -2157,7 +2375,7 @@
                 <w:color w:val="202A35"/>
                 <w:sz w:val="18"/>
               </w:rPr>
-              <w:t>正常范围待补充，当前只记录读数</w:t>
+              <w:t>现有样本不足，煤堆检测模型未配置</w:t>
             </w:r>
           </w:p>
         </w:tc>
@@ -2177,7 +2395,7 @@
           <w:p>
             <w:pPr>
               <w:spacing w:before="0" w:after="0" w:line="240" w:lineRule="auto"/>
-              <w:jc w:val="left"/>
+              <w:jc w:val="center"/>
             </w:pPr>
             <w:r>
               <w:rPr>
@@ -2186,9 +2404,7 @@
                 <w:color w:val="202A35"/>
                 <w:sz w:val="18"/>
               </w:rPr>
-              <w:t>2026-08-05 09:15:12+08:00</w:t>
-              <w:br/>
-              <w:t>08号区段</w:t>
+              <w:t>批次汇总</w:t>
             </w:r>
           </w:p>
         </w:tc>
@@ -2215,7 +2431,7 @@
                 <w:color w:val="202A35"/>
                 <w:sz w:val="18"/>
               </w:rPr>
-              <w:t>指针表</w:t>
+              <w:t>沿线巡检标牌</w:t>
             </w:r>
           </w:p>
         </w:tc>
@@ -2242,14 +2458,14 @@
                 <w:color w:val="202A35"/>
                 <w:sz w:val="18"/>
               </w:rPr>
-              <w:t>检测到 1 个异常指针表（置信度 89.0%）</w:t>
+              <w:t>待样本/不可用；已识别 0/5 个</w:t>
             </w:r>
           </w:p>
         </w:tc>
         <w:tc>
           <w:tcPr>
             <w:tcW w:type="dxa" w:w="1000"/>
-            <w:shd w:fill="FCE8E6"/>
+            <w:shd w:fill="FFF4D6"/>
             <w:vAlign w:val="center"/>
             <w:tcMar>
               <w:top w:w="80" w:type="dxa"/>
@@ -2267,16 +2483,45 @@
               <w:rPr>
                 <w:rFonts w:ascii="Calibri" w:hAnsi="Calibri" w:eastAsia="Microsoft YaHei"/>
                 <w:b/>
-                <w:color w:val="9B1C1C"/>
+                <w:color w:val="7A5A00"/>
                 <w:sz w:val="18"/>
               </w:rPr>
-              <w:t>异常</w:t>
+              <w:t>需复核</w:t>
             </w:r>
           </w:p>
         </w:tc>
         <w:tc>
           <w:tcPr>
             <w:tcW w:type="dxa" w:w="3260"/>
+            <w:vAlign w:val="center"/>
+            <w:tcMar>
+              <w:top w:w="80" w:type="dxa"/>
+              <w:bottom w:w="80" w:type="dxa"/>
+              <w:start w:w="120" w:type="dxa"/>
+              <w:end w:w="120" w:type="dxa"/>
+            </w:tcMar>
+          </w:tcPr>
+          <w:p>
+            <w:pPr>
+              <w:spacing w:before="0" w:after="0" w:line="240" w:lineRule="auto"/>
+              <w:jc w:val="left"/>
+            </w:pPr>
+            <w:r>
+              <w:rPr>
+                <w:rFonts w:ascii="Calibri" w:hAnsi="Calibri" w:eastAsia="Microsoft YaHei"/>
+                <w:b w:val="0"/>
+                <w:color w:val="202A35"/>
+                <w:sz w:val="18"/>
+              </w:rPr>
+              <w:t>5 类巡检标牌现场样本尚未提供</w:t>
+            </w:r>
+          </w:p>
+        </w:tc>
+      </w:tr>
+      <w:tr>
+        <w:tc>
+          <w:tcPr>
+            <w:tcW w:type="dxa" w:w="1700"/>
             <w:vAlign w:val="center"/>
             <w:tcMar>
               <w:top w:w="80" w:type="dxa"/>
@@ -2297,7 +2542,392 @@
                 <w:color w:val="202A35"/>
                 <w:sz w:val="18"/>
               </w:rPr>
-              <w:t>指针角度偏差超过允许范围</w:t>
+              <w:t>批次汇总</w:t>
+            </w:r>
+          </w:p>
+        </w:tc>
+        <w:tc>
+          <w:tcPr>
+            <w:tcW w:type="dxa" w:w="1200"/>
+            <w:vAlign w:val="center"/>
+            <w:tcMar>
+              <w:top w:w="80" w:type="dxa"/>
+              <w:bottom w:w="80" w:type="dxa"/>
+              <w:start w:w="120" w:type="dxa"/>
+              <w:end w:w="120" w:type="dxa"/>
+            </w:tcMar>
+          </w:tcPr>
+          <w:p>
+            <w:pPr>
+              <w:spacing w:before="0" w:after="0" w:line="240" w:lineRule="auto"/>
+              <w:jc w:val="center"/>
+            </w:pPr>
+            <w:r>
+              <w:rPr>
+                <w:rFonts w:ascii="Calibri" w:hAnsi="Calibri" w:eastAsia="Microsoft YaHei"/>
+                <w:b w:val="0"/>
+                <w:color w:val="202A35"/>
+                <w:sz w:val="18"/>
+              </w:rPr>
+              <w:t>红色指示灯</w:t>
+            </w:r>
+          </w:p>
+        </w:tc>
+        <w:tc>
+          <w:tcPr>
+            <w:tcW w:type="dxa" w:w="2200"/>
+            <w:vAlign w:val="center"/>
+            <w:tcMar>
+              <w:top w:w="80" w:type="dxa"/>
+              <w:bottom w:w="80" w:type="dxa"/>
+              <w:start w:w="120" w:type="dxa"/>
+              <w:end w:w="120" w:type="dxa"/>
+            </w:tcMar>
+          </w:tcPr>
+          <w:p>
+            <w:pPr>
+              <w:spacing w:before="0" w:after="0" w:line="240" w:lineRule="auto"/>
+              <w:jc w:val="center"/>
+            </w:pPr>
+            <w:r>
+              <w:rPr>
+                <w:rFonts w:ascii="Calibri" w:hAnsi="Calibri" w:eastAsia="Microsoft YaHei"/>
+                <w:b w:val="0"/>
+                <w:color w:val="202A35"/>
+                <w:sz w:val="18"/>
+              </w:rPr>
+              <w:t>待样本/不可用</w:t>
+            </w:r>
+          </w:p>
+        </w:tc>
+        <w:tc>
+          <w:tcPr>
+            <w:tcW w:type="dxa" w:w="1000"/>
+            <w:shd w:fill="FFF4D6"/>
+            <w:vAlign w:val="center"/>
+            <w:tcMar>
+              <w:top w:w="80" w:type="dxa"/>
+              <w:bottom w:w="80" w:type="dxa"/>
+              <w:start w:w="120" w:type="dxa"/>
+              <w:end w:w="120" w:type="dxa"/>
+            </w:tcMar>
+          </w:tcPr>
+          <w:p>
+            <w:pPr>
+              <w:spacing w:before="0" w:after="0" w:line="240" w:lineRule="auto"/>
+              <w:jc w:val="center"/>
+            </w:pPr>
+            <w:r>
+              <w:rPr>
+                <w:rFonts w:ascii="Calibri" w:hAnsi="Calibri" w:eastAsia="Microsoft YaHei"/>
+                <w:b/>
+                <w:color w:val="7A5A00"/>
+                <w:sz w:val="18"/>
+              </w:rPr>
+              <w:t>需复核</w:t>
+            </w:r>
+          </w:p>
+        </w:tc>
+        <w:tc>
+          <w:tcPr>
+            <w:tcW w:type="dxa" w:w="3260"/>
+            <w:vAlign w:val="center"/>
+            <w:tcMar>
+              <w:top w:w="80" w:type="dxa"/>
+              <w:bottom w:w="80" w:type="dxa"/>
+              <w:start w:w="120" w:type="dxa"/>
+              <w:end w:w="120" w:type="dxa"/>
+            </w:tcMar>
+          </w:tcPr>
+          <w:p>
+            <w:pPr>
+              <w:spacing w:before="0" w:after="0" w:line="240" w:lineRule="auto"/>
+              <w:jc w:val="left"/>
+            </w:pPr>
+            <w:r>
+              <w:rPr>
+                <w:rFonts w:ascii="Calibri" w:hAnsi="Calibri" w:eastAsia="Microsoft YaHei"/>
+                <w:b w:val="0"/>
+                <w:color w:val="202A35"/>
+                <w:sz w:val="18"/>
+              </w:rPr>
+              <w:t>红色指示灯现场样本尚未提供</w:t>
+            </w:r>
+          </w:p>
+        </w:tc>
+      </w:tr>
+      <w:tr>
+        <w:tc>
+          <w:tcPr>
+            <w:tcW w:type="dxa" w:w="1700"/>
+            <w:vAlign w:val="center"/>
+            <w:tcMar>
+              <w:top w:w="80" w:type="dxa"/>
+              <w:bottom w:w="80" w:type="dxa"/>
+              <w:start w:w="120" w:type="dxa"/>
+              <w:end w:w="120" w:type="dxa"/>
+            </w:tcMar>
+          </w:tcPr>
+          <w:p>
+            <w:pPr>
+              <w:spacing w:before="0" w:after="0" w:line="240" w:lineRule="auto"/>
+              <w:jc w:val="center"/>
+            </w:pPr>
+            <w:r>
+              <w:rPr>
+                <w:rFonts w:ascii="Calibri" w:hAnsi="Calibri" w:eastAsia="Microsoft YaHei"/>
+                <w:b w:val="0"/>
+                <w:color w:val="202A35"/>
+                <w:sz w:val="18"/>
+              </w:rPr>
+              <w:t>批次汇总</w:t>
+            </w:r>
+          </w:p>
+        </w:tc>
+        <w:tc>
+          <w:tcPr>
+            <w:tcW w:type="dxa" w:w="1200"/>
+            <w:vAlign w:val="center"/>
+            <w:tcMar>
+              <w:top w:w="80" w:type="dxa"/>
+              <w:bottom w:w="80" w:type="dxa"/>
+              <w:start w:w="120" w:type="dxa"/>
+              <w:end w:w="120" w:type="dxa"/>
+            </w:tcMar>
+          </w:tcPr>
+          <w:p>
+            <w:pPr>
+              <w:spacing w:before="0" w:after="0" w:line="240" w:lineRule="auto"/>
+              <w:jc w:val="center"/>
+            </w:pPr>
+            <w:r>
+              <w:rPr>
+                <w:rFonts w:ascii="Calibri" w:hAnsi="Calibri" w:eastAsia="Microsoft YaHei"/>
+                <w:b w:val="0"/>
+                <w:color w:val="202A35"/>
+                <w:sz w:val="18"/>
+              </w:rPr>
+              <w:t>绿色指示灯</w:t>
+            </w:r>
+          </w:p>
+        </w:tc>
+        <w:tc>
+          <w:tcPr>
+            <w:tcW w:type="dxa" w:w="2200"/>
+            <w:vAlign w:val="center"/>
+            <w:tcMar>
+              <w:top w:w="80" w:type="dxa"/>
+              <w:bottom w:w="80" w:type="dxa"/>
+              <w:start w:w="120" w:type="dxa"/>
+              <w:end w:w="120" w:type="dxa"/>
+            </w:tcMar>
+          </w:tcPr>
+          <w:p>
+            <w:pPr>
+              <w:spacing w:before="0" w:after="0" w:line="240" w:lineRule="auto"/>
+              <w:jc w:val="center"/>
+            </w:pPr>
+            <w:r>
+              <w:rPr>
+                <w:rFonts w:ascii="Calibri" w:hAnsi="Calibri" w:eastAsia="Microsoft YaHei"/>
+                <w:b w:val="0"/>
+                <w:color w:val="202A35"/>
+                <w:sz w:val="18"/>
+              </w:rPr>
+              <w:t>待样本/不可用</w:t>
+            </w:r>
+          </w:p>
+        </w:tc>
+        <w:tc>
+          <w:tcPr>
+            <w:tcW w:type="dxa" w:w="1000"/>
+            <w:shd w:fill="FFF4D6"/>
+            <w:vAlign w:val="center"/>
+            <w:tcMar>
+              <w:top w:w="80" w:type="dxa"/>
+              <w:bottom w:w="80" w:type="dxa"/>
+              <w:start w:w="120" w:type="dxa"/>
+              <w:end w:w="120" w:type="dxa"/>
+            </w:tcMar>
+          </w:tcPr>
+          <w:p>
+            <w:pPr>
+              <w:spacing w:before="0" w:after="0" w:line="240" w:lineRule="auto"/>
+              <w:jc w:val="center"/>
+            </w:pPr>
+            <w:r>
+              <w:rPr>
+                <w:rFonts w:ascii="Calibri" w:hAnsi="Calibri" w:eastAsia="Microsoft YaHei"/>
+                <w:b/>
+                <w:color w:val="7A5A00"/>
+                <w:sz w:val="18"/>
+              </w:rPr>
+              <w:t>需复核</w:t>
+            </w:r>
+          </w:p>
+        </w:tc>
+        <w:tc>
+          <w:tcPr>
+            <w:tcW w:type="dxa" w:w="3260"/>
+            <w:vAlign w:val="center"/>
+            <w:tcMar>
+              <w:top w:w="80" w:type="dxa"/>
+              <w:bottom w:w="80" w:type="dxa"/>
+              <w:start w:w="120" w:type="dxa"/>
+              <w:end w:w="120" w:type="dxa"/>
+            </w:tcMar>
+          </w:tcPr>
+          <w:p>
+            <w:pPr>
+              <w:spacing w:before="0" w:after="0" w:line="240" w:lineRule="auto"/>
+              <w:jc w:val="left"/>
+            </w:pPr>
+            <w:r>
+              <w:rPr>
+                <w:rFonts w:ascii="Calibri" w:hAnsi="Calibri" w:eastAsia="Microsoft YaHei"/>
+                <w:b w:val="0"/>
+                <w:color w:val="202A35"/>
+                <w:sz w:val="18"/>
+              </w:rPr>
+              <w:t>绿色指示灯现场样本尚未提供</w:t>
+            </w:r>
+          </w:p>
+        </w:tc>
+      </w:tr>
+      <w:tr>
+        <w:tc>
+          <w:tcPr>
+            <w:tcW w:type="dxa" w:w="1700"/>
+            <w:vAlign w:val="center"/>
+            <w:tcMar>
+              <w:top w:w="80" w:type="dxa"/>
+              <w:bottom w:w="80" w:type="dxa"/>
+              <w:start w:w="120" w:type="dxa"/>
+              <w:end w:w="120" w:type="dxa"/>
+            </w:tcMar>
+          </w:tcPr>
+          <w:p>
+            <w:pPr>
+              <w:spacing w:before="0" w:after="0" w:line="240" w:lineRule="auto"/>
+              <w:jc w:val="center"/>
+            </w:pPr>
+            <w:r>
+              <w:rPr>
+                <w:rFonts w:ascii="Calibri" w:hAnsi="Calibri" w:eastAsia="Microsoft YaHei"/>
+                <w:b w:val="0"/>
+                <w:color w:val="202A35"/>
+                <w:sz w:val="18"/>
+              </w:rPr>
+              <w:t>批次汇总</w:t>
+            </w:r>
+          </w:p>
+        </w:tc>
+        <w:tc>
+          <w:tcPr>
+            <w:tcW w:type="dxa" w:w="1200"/>
+            <w:vAlign w:val="center"/>
+            <w:tcMar>
+              <w:top w:w="80" w:type="dxa"/>
+              <w:bottom w:w="80" w:type="dxa"/>
+              <w:start w:w="120" w:type="dxa"/>
+              <w:end w:w="120" w:type="dxa"/>
+            </w:tcMar>
+          </w:tcPr>
+          <w:p>
+            <w:pPr>
+              <w:spacing w:before="0" w:after="0" w:line="240" w:lineRule="auto"/>
+              <w:jc w:val="center"/>
+            </w:pPr>
+            <w:r>
+              <w:rPr>
+                <w:rFonts w:ascii="Calibri" w:hAnsi="Calibri" w:eastAsia="Microsoft YaHei"/>
+                <w:b w:val="0"/>
+                <w:color w:val="202A35"/>
+                <w:sz w:val="18"/>
+              </w:rPr>
+              <w:t>水泵硐室仪表</w:t>
+            </w:r>
+          </w:p>
+        </w:tc>
+        <w:tc>
+          <w:tcPr>
+            <w:tcW w:type="dxa" w:w="2200"/>
+            <w:vAlign w:val="center"/>
+            <w:tcMar>
+              <w:top w:w="80" w:type="dxa"/>
+              <w:bottom w:w="80" w:type="dxa"/>
+              <w:start w:w="120" w:type="dxa"/>
+              <w:end w:w="120" w:type="dxa"/>
+            </w:tcMar>
+          </w:tcPr>
+          <w:p>
+            <w:pPr>
+              <w:spacing w:before="0" w:after="0" w:line="240" w:lineRule="auto"/>
+              <w:jc w:val="left"/>
+            </w:pPr>
+            <w:r>
+              <w:rPr>
+                <w:rFonts w:ascii="Calibri" w:hAnsi="Calibri" w:eastAsia="Microsoft YaHei"/>
+                <w:b w:val="0"/>
+                <w:color w:val="202A35"/>
+                <w:sz w:val="18"/>
+              </w:rPr>
+              <w:t>待样本/不可用；已读取 0/3 个</w:t>
+            </w:r>
+          </w:p>
+        </w:tc>
+        <w:tc>
+          <w:tcPr>
+            <w:tcW w:type="dxa" w:w="1000"/>
+            <w:shd w:fill="FFF4D6"/>
+            <w:vAlign w:val="center"/>
+            <w:tcMar>
+              <w:top w:w="80" w:type="dxa"/>
+              <w:bottom w:w="80" w:type="dxa"/>
+              <w:start w:w="120" w:type="dxa"/>
+              <w:end w:w="120" w:type="dxa"/>
+            </w:tcMar>
+          </w:tcPr>
+          <w:p>
+            <w:pPr>
+              <w:spacing w:before="0" w:after="0" w:line="240" w:lineRule="auto"/>
+              <w:jc w:val="center"/>
+            </w:pPr>
+            <w:r>
+              <w:rPr>
+                <w:rFonts w:ascii="Calibri" w:hAnsi="Calibri" w:eastAsia="Microsoft YaHei"/>
+                <w:b/>
+                <w:color w:val="7A5A00"/>
+                <w:sz w:val="18"/>
+              </w:rPr>
+              <w:t>需复核</w:t>
+            </w:r>
+          </w:p>
+        </w:tc>
+        <w:tc>
+          <w:tcPr>
+            <w:tcW w:type="dxa" w:w="3260"/>
+            <w:vAlign w:val="center"/>
+            <w:tcMar>
+              <w:top w:w="80" w:type="dxa"/>
+              <w:bottom w:w="80" w:type="dxa"/>
+              <w:start w:w="120" w:type="dxa"/>
+              <w:end w:w="120" w:type="dxa"/>
+            </w:tcMar>
+          </w:tcPr>
+          <w:p>
+            <w:pPr>
+              <w:spacing w:before="0" w:after="0" w:line="240" w:lineRule="auto"/>
+              <w:jc w:val="left"/>
+            </w:pPr>
+            <w:r>
+              <w:rPr>
+                <w:rFonts w:ascii="Calibri" w:hAnsi="Calibri" w:eastAsia="Microsoft YaHei"/>
+                <w:b w:val="0"/>
+                <w:color w:val="202A35"/>
+                <w:sz w:val="18"/>
+              </w:rPr>
+              <w:t>3 个仪表的现场样本、读数真值和刻度标定尚未提供</w:t>
             </w:r>
           </w:p>
         </w:tc>
@@ -2629,7 +3259,7 @@
                 <w:color w:val="202A35"/>
                 <w:sz w:val="18"/>
               </w:rPr>
-              <w:t>红外热像</w:t>
+              <w:t>设备表面温度检测（备选）</w:t>
             </w:r>
           </w:p>
         </w:tc>
@@ -2647,7 +3277,7 @@
           <w:p>
             <w:pPr>
               <w:spacing w:before="0" w:after="0" w:line="240" w:lineRule="auto"/>
-              <w:jc w:val="center"/>
+              <w:jc w:val="left"/>
             </w:pPr>
             <w:r>
               <w:rPr>
@@ -2656,7 +3286,7 @@
                 <w:color w:val="202A35"/>
                 <w:sz w:val="18"/>
               </w:rPr>
-              <w:t>已归档 24 帧热像</w:t>
+              <w:t>待样本/不可用；热像采集链路已保留</w:t>
             </w:r>
           </w:p>
         </w:tc>
@@ -2711,7 +3341,7 @@
                 <w:color w:val="202A35"/>
                 <w:sz w:val="18"/>
               </w:rPr>
-              <w:t>温度异常模型与阈值待补充训练</w:t>
+              <w:t>开关柜测温区域、阈值与现场样本尚未提供</w:t>
             </w:r>
           </w:p>
         </w:tc>
@@ -2727,7 +3357,7 @@
         <w:pStyle w:val="Heading3"/>
       </w:pPr>
       <w:r>
-        <w:t>证据图：demo_capture_001</w:t>
+        <w:t>证据图：thermal_demo_001</w:t>
       </w:r>
     </w:p>
     <w:p>
@@ -2735,7 +3365,7 @@
         <w:keepNext/>
       </w:pPr>
       <w:r>
-        <w:t>传送带工具 - 检测到扳手 1 个；传送带检测到工具即判为异常。</w:t>
+        <w:t>托辊卡死检测 - 已识别 3/3 处；最高温 72.30℃；热像最高温严格超过 65.00℃，并关联到 3 个不同编号位置。</w:t>
       </w:r>
     </w:p>
     <w:p>
@@ -2961,7 +3591,7 @@
           <w:p>
             <w:pPr>
               <w:spacing w:before="0" w:after="0" w:line="240" w:lineRule="auto"/>
-              <w:jc w:val="left"/>
+              <w:jc w:val="center"/>
             </w:pPr>
             <w:r>
               <w:rPr>
@@ -2970,9 +3600,7 @@
                 <w:color w:val="202A35"/>
                 <w:sz w:val="18"/>
               </w:rPr>
-              <w:t>2026-08-05 09:15:12+08:00</w:t>
-              <w:br/>
-              <w:t>08号区段；map (1.20, 2.40, 90.0°)</w:t>
+              <w:t>无可用抓拍</w:t>
             </w:r>
           </w:p>
         </w:tc>
@@ -2999,7 +3627,7 @@
                 <w:color w:val="202A35"/>
                 <w:sz w:val="18"/>
               </w:rPr>
-              <w:t>传送带工具</w:t>
+              <w:t>皮带机异物检测</w:t>
             </w:r>
           </w:p>
         </w:tc>
@@ -3026,14 +3654,14 @@
                 <w:color w:val="202A35"/>
                 <w:sz w:val="18"/>
               </w:rPr>
-              <w:t>检测到扳手 1 个</w:t>
+              <w:t>待样本/不可用</w:t>
             </w:r>
           </w:p>
         </w:tc>
         <w:tc>
           <w:tcPr>
             <w:tcW w:type="dxa" w:w="1000"/>
-            <w:shd w:fill="FCE8E6"/>
+            <w:shd w:fill="FFF4D6"/>
             <w:vAlign w:val="center"/>
             <w:tcMar>
               <w:top w:w="80" w:type="dxa"/>
@@ -3051,10 +3679,10 @@
               <w:rPr>
                 <w:rFonts w:ascii="Calibri" w:hAnsi="Calibri" w:eastAsia="Microsoft YaHei"/>
                 <w:b/>
-                <w:color w:val="9B1C1C"/>
+                <w:color w:val="7A5A00"/>
                 <w:sz w:val="18"/>
               </w:rPr>
-              <w:t>异常</w:t>
+              <w:t>需复核</w:t>
             </w:r>
           </w:p>
         </w:tc>
@@ -3081,7 +3709,283 @@
                 <w:color w:val="202A35"/>
                 <w:sz w:val="18"/>
               </w:rPr>
-              <w:t>传送带检测到工具即判为异常</w:t>
+              <w:t>彩色布条现场正负样本尚未提供</w:t>
+            </w:r>
+          </w:p>
+        </w:tc>
+      </w:tr>
+      <w:tr>
+        <w:tc>
+          <w:tcPr>
+            <w:tcW w:type="dxa" w:w="1700"/>
+            <w:vAlign w:val="center"/>
+            <w:tcMar>
+              <w:top w:w="80" w:type="dxa"/>
+              <w:bottom w:w="80" w:type="dxa"/>
+              <w:start w:w="120" w:type="dxa"/>
+              <w:end w:w="120" w:type="dxa"/>
+            </w:tcMar>
+          </w:tcPr>
+          <w:p>
+            <w:pPr>
+              <w:spacing w:before="0" w:after="0" w:line="240" w:lineRule="auto"/>
+              <w:jc w:val="center"/>
+            </w:pPr>
+            <w:r>
+              <w:rPr>
+                <w:rFonts w:ascii="Calibri" w:hAnsi="Calibri" w:eastAsia="Microsoft YaHei"/>
+                <w:b w:val="0"/>
+                <w:color w:val="202A35"/>
+                <w:sz w:val="18"/>
+              </w:rPr>
+              <w:t>无可用抓拍</w:t>
+            </w:r>
+          </w:p>
+        </w:tc>
+        <w:tc>
+          <w:tcPr>
+            <w:tcW w:type="dxa" w:w="1300"/>
+            <w:vAlign w:val="center"/>
+            <w:tcMar>
+              <w:top w:w="80" w:type="dxa"/>
+              <w:bottom w:w="80" w:type="dxa"/>
+              <w:start w:w="120" w:type="dxa"/>
+              <w:end w:w="120" w:type="dxa"/>
+            </w:tcMar>
+          </w:tcPr>
+          <w:p>
+            <w:pPr>
+              <w:spacing w:before="0" w:after="0" w:line="240" w:lineRule="auto"/>
+              <w:jc w:val="center"/>
+            </w:pPr>
+            <w:r>
+              <w:rPr>
+                <w:rFonts w:ascii="Calibri" w:hAnsi="Calibri" w:eastAsia="Microsoft YaHei"/>
+                <w:b w:val="0"/>
+                <w:color w:val="202A35"/>
+                <w:sz w:val="18"/>
+              </w:rPr>
+              <w:t>堆煤检测</w:t>
+            </w:r>
+          </w:p>
+        </w:tc>
+        <w:tc>
+          <w:tcPr>
+            <w:tcW w:type="dxa" w:w="2300"/>
+            <w:vAlign w:val="center"/>
+            <w:tcMar>
+              <w:top w:w="80" w:type="dxa"/>
+              <w:bottom w:w="80" w:type="dxa"/>
+              <w:start w:w="120" w:type="dxa"/>
+              <w:end w:w="120" w:type="dxa"/>
+            </w:tcMar>
+          </w:tcPr>
+          <w:p>
+            <w:pPr>
+              <w:spacing w:before="0" w:after="0" w:line="240" w:lineRule="auto"/>
+              <w:jc w:val="center"/>
+            </w:pPr>
+            <w:r>
+              <w:rPr>
+                <w:rFonts w:ascii="Calibri" w:hAnsi="Calibri" w:eastAsia="Microsoft YaHei"/>
+                <w:b w:val="0"/>
+                <w:color w:val="202A35"/>
+                <w:sz w:val="18"/>
+              </w:rPr>
+              <w:t>待样本/不可用</w:t>
+            </w:r>
+          </w:p>
+        </w:tc>
+        <w:tc>
+          <w:tcPr>
+            <w:tcW w:type="dxa" w:w="1000"/>
+            <w:shd w:fill="FFF4D6"/>
+            <w:vAlign w:val="center"/>
+            <w:tcMar>
+              <w:top w:w="80" w:type="dxa"/>
+              <w:bottom w:w="80" w:type="dxa"/>
+              <w:start w:w="120" w:type="dxa"/>
+              <w:end w:w="120" w:type="dxa"/>
+            </w:tcMar>
+          </w:tcPr>
+          <w:p>
+            <w:pPr>
+              <w:spacing w:before="0" w:after="0" w:line="240" w:lineRule="auto"/>
+              <w:jc w:val="center"/>
+            </w:pPr>
+            <w:r>
+              <w:rPr>
+                <w:rFonts w:ascii="Calibri" w:hAnsi="Calibri" w:eastAsia="Microsoft YaHei"/>
+                <w:b/>
+                <w:color w:val="7A5A00"/>
+                <w:sz w:val="18"/>
+              </w:rPr>
+              <w:t>需复核</w:t>
+            </w:r>
+          </w:p>
+        </w:tc>
+        <w:tc>
+          <w:tcPr>
+            <w:tcW w:type="dxa" w:w="3060"/>
+            <w:vAlign w:val="center"/>
+            <w:tcMar>
+              <w:top w:w="80" w:type="dxa"/>
+              <w:bottom w:w="80" w:type="dxa"/>
+              <w:start w:w="120" w:type="dxa"/>
+              <w:end w:w="120" w:type="dxa"/>
+            </w:tcMar>
+          </w:tcPr>
+          <w:p>
+            <w:pPr>
+              <w:spacing w:before="0" w:after="0" w:line="240" w:lineRule="auto"/>
+              <w:jc w:val="left"/>
+            </w:pPr>
+            <w:r>
+              <w:rPr>
+                <w:rFonts w:ascii="Calibri" w:hAnsi="Calibri" w:eastAsia="Microsoft YaHei"/>
+                <w:b w:val="0"/>
+                <w:color w:val="202A35"/>
+                <w:sz w:val="18"/>
+              </w:rPr>
+              <w:t>现有样本不足，煤堆检测模型未配置</w:t>
+            </w:r>
+          </w:p>
+        </w:tc>
+      </w:tr>
+      <w:tr>
+        <w:tc>
+          <w:tcPr>
+            <w:tcW w:type="dxa" w:w="1700"/>
+            <w:vAlign w:val="center"/>
+            <w:tcMar>
+              <w:top w:w="80" w:type="dxa"/>
+              <w:bottom w:w="80" w:type="dxa"/>
+              <w:start w:w="120" w:type="dxa"/>
+              <w:end w:w="120" w:type="dxa"/>
+            </w:tcMar>
+          </w:tcPr>
+          <w:p>
+            <w:pPr>
+              <w:spacing w:before="0" w:after="0" w:line="240" w:lineRule="auto"/>
+              <w:jc w:val="center"/>
+            </w:pPr>
+            <w:r>
+              <w:rPr>
+                <w:rFonts w:ascii="Calibri" w:hAnsi="Calibri" w:eastAsia="Microsoft YaHei"/>
+                <w:b w:val="0"/>
+                <w:color w:val="202A35"/>
+                <w:sz w:val="18"/>
+              </w:rPr>
+              <w:t>无可用抓拍</w:t>
+            </w:r>
+          </w:p>
+        </w:tc>
+        <w:tc>
+          <w:tcPr>
+            <w:tcW w:type="dxa" w:w="1300"/>
+            <w:vAlign w:val="center"/>
+            <w:tcMar>
+              <w:top w:w="80" w:type="dxa"/>
+              <w:bottom w:w="80" w:type="dxa"/>
+              <w:start w:w="120" w:type="dxa"/>
+              <w:end w:w="120" w:type="dxa"/>
+            </w:tcMar>
+          </w:tcPr>
+          <w:p>
+            <w:pPr>
+              <w:spacing w:before="0" w:after="0" w:line="240" w:lineRule="auto"/>
+              <w:jc w:val="center"/>
+            </w:pPr>
+            <w:r>
+              <w:rPr>
+                <w:rFonts w:ascii="Calibri" w:hAnsi="Calibri" w:eastAsia="Microsoft YaHei"/>
+                <w:b w:val="0"/>
+                <w:color w:val="202A35"/>
+                <w:sz w:val="18"/>
+              </w:rPr>
+              <w:t>沿线巡检标牌</w:t>
+            </w:r>
+          </w:p>
+        </w:tc>
+        <w:tc>
+          <w:tcPr>
+            <w:tcW w:type="dxa" w:w="2300"/>
+            <w:vAlign w:val="center"/>
+            <w:tcMar>
+              <w:top w:w="80" w:type="dxa"/>
+              <w:bottom w:w="80" w:type="dxa"/>
+              <w:start w:w="120" w:type="dxa"/>
+              <w:end w:w="120" w:type="dxa"/>
+            </w:tcMar>
+          </w:tcPr>
+          <w:p>
+            <w:pPr>
+              <w:spacing w:before="0" w:after="0" w:line="240" w:lineRule="auto"/>
+              <w:jc w:val="left"/>
+            </w:pPr>
+            <w:r>
+              <w:rPr>
+                <w:rFonts w:ascii="Calibri" w:hAnsi="Calibri" w:eastAsia="Microsoft YaHei"/>
+                <w:b w:val="0"/>
+                <w:color w:val="202A35"/>
+                <w:sz w:val="18"/>
+              </w:rPr>
+              <w:t>待样本/不可用；已识别 0/5 个</w:t>
+            </w:r>
+          </w:p>
+        </w:tc>
+        <w:tc>
+          <w:tcPr>
+            <w:tcW w:type="dxa" w:w="1000"/>
+            <w:shd w:fill="FFF4D6"/>
+            <w:vAlign w:val="center"/>
+            <w:tcMar>
+              <w:top w:w="80" w:type="dxa"/>
+              <w:bottom w:w="80" w:type="dxa"/>
+              <w:start w:w="120" w:type="dxa"/>
+              <w:end w:w="120" w:type="dxa"/>
+            </w:tcMar>
+          </w:tcPr>
+          <w:p>
+            <w:pPr>
+              <w:spacing w:before="0" w:after="0" w:line="240" w:lineRule="auto"/>
+              <w:jc w:val="center"/>
+            </w:pPr>
+            <w:r>
+              <w:rPr>
+                <w:rFonts w:ascii="Calibri" w:hAnsi="Calibri" w:eastAsia="Microsoft YaHei"/>
+                <w:b/>
+                <w:color w:val="7A5A00"/>
+                <w:sz w:val="18"/>
+              </w:rPr>
+              <w:t>需复核</w:t>
+            </w:r>
+          </w:p>
+        </w:tc>
+        <w:tc>
+          <w:tcPr>
+            <w:tcW w:type="dxa" w:w="3060"/>
+            <w:vAlign w:val="center"/>
+            <w:tcMar>
+              <w:top w:w="80" w:type="dxa"/>
+              <w:bottom w:w="80" w:type="dxa"/>
+              <w:start w:w="120" w:type="dxa"/>
+              <w:end w:w="120" w:type="dxa"/>
+            </w:tcMar>
+          </w:tcPr>
+          <w:p>
+            <w:pPr>
+              <w:spacing w:before="0" w:after="0" w:line="240" w:lineRule="auto"/>
+              <w:jc w:val="left"/>
+            </w:pPr>
+            <w:r>
+              <w:rPr>
+                <w:rFonts w:ascii="Calibri" w:hAnsi="Calibri" w:eastAsia="Microsoft YaHei"/>
+                <w:b w:val="0"/>
+                <w:color w:val="202A35"/>
+                <w:sz w:val="18"/>
+              </w:rPr>
+              <w:t>5 类巡检标牌现场样本尚未提供</w:t>
             </w:r>
           </w:p>
         </w:tc>
@@ -3139,7 +4043,7 @@
                 <w:color w:val="202A35"/>
                 <w:sz w:val="18"/>
               </w:rPr>
-              <w:t>安全标牌</w:t>
+              <w:t>变电硐室 LED 仪表</w:t>
             </w:r>
           </w:p>
         </w:tc>
@@ -3166,7 +4070,145 @@
                 <w:color w:val="202A35"/>
                 <w:sz w:val="18"/>
               </w:rPr>
-              <w:t>检测到安全标牌 1 个</w:t>
+              <w:t>读数 4.38</w:t>
+            </w:r>
+          </w:p>
+        </w:tc>
+        <w:tc>
+          <w:tcPr>
+            <w:tcW w:type="dxa" w:w="1000"/>
+            <w:shd w:fill="E8F3EC"/>
+            <w:vAlign w:val="center"/>
+            <w:tcMar>
+              <w:top w:w="80" w:type="dxa"/>
+              <w:bottom w:w="80" w:type="dxa"/>
+              <w:start w:w="120" w:type="dxa"/>
+              <w:end w:w="120" w:type="dxa"/>
+            </w:tcMar>
+          </w:tcPr>
+          <w:p>
+            <w:pPr>
+              <w:spacing w:before="0" w:after="0" w:line="240" w:lineRule="auto"/>
+              <w:jc w:val="center"/>
+            </w:pPr>
+            <w:r>
+              <w:rPr>
+                <w:rFonts w:ascii="Calibri" w:hAnsi="Calibri" w:eastAsia="Microsoft YaHei"/>
+                <w:b/>
+                <w:color w:val="246B3B"/>
+                <w:sz w:val="18"/>
+              </w:rPr>
+              <w:t>正常</w:t>
+            </w:r>
+          </w:p>
+        </w:tc>
+        <w:tc>
+          <w:tcPr>
+            <w:tcW w:type="dxa" w:w="3060"/>
+            <w:vAlign w:val="center"/>
+            <w:tcMar>
+              <w:top w:w="80" w:type="dxa"/>
+              <w:bottom w:w="80" w:type="dxa"/>
+              <w:start w:w="120" w:type="dxa"/>
+              <w:end w:w="120" w:type="dxa"/>
+            </w:tcMar>
+          </w:tcPr>
+          <w:p>
+            <w:pPr>
+              <w:spacing w:before="0" w:after="0" w:line="240" w:lineRule="auto"/>
+              <w:jc w:val="left"/>
+            </w:pPr>
+            <w:r>
+              <w:rPr>
+                <w:rFonts w:ascii="Calibri" w:hAnsi="Calibri" w:eastAsia="Microsoft YaHei"/>
+                <w:b w:val="0"/>
+                <w:color w:val="202A35"/>
+                <w:sz w:val="18"/>
+              </w:rPr>
+              <w:t>LED 数字仪表读数已确认</w:t>
+            </w:r>
+          </w:p>
+        </w:tc>
+      </w:tr>
+      <w:tr>
+        <w:tc>
+          <w:tcPr>
+            <w:tcW w:type="dxa" w:w="1700"/>
+            <w:vAlign w:val="center"/>
+            <w:tcMar>
+              <w:top w:w="80" w:type="dxa"/>
+              <w:bottom w:w="80" w:type="dxa"/>
+              <w:start w:w="120" w:type="dxa"/>
+              <w:end w:w="120" w:type="dxa"/>
+            </w:tcMar>
+          </w:tcPr>
+          <w:p>
+            <w:pPr>
+              <w:spacing w:before="0" w:after="0" w:line="240" w:lineRule="auto"/>
+              <w:jc w:val="center"/>
+            </w:pPr>
+            <w:r>
+              <w:rPr>
+                <w:rFonts w:ascii="Calibri" w:hAnsi="Calibri" w:eastAsia="Microsoft YaHei"/>
+                <w:b w:val="0"/>
+                <w:color w:val="202A35"/>
+                <w:sz w:val="18"/>
+              </w:rPr>
+              <w:t>无可用抓拍</w:t>
+            </w:r>
+          </w:p>
+        </w:tc>
+        <w:tc>
+          <w:tcPr>
+            <w:tcW w:type="dxa" w:w="1300"/>
+            <w:vAlign w:val="center"/>
+            <w:tcMar>
+              <w:top w:w="80" w:type="dxa"/>
+              <w:bottom w:w="80" w:type="dxa"/>
+              <w:start w:w="120" w:type="dxa"/>
+              <w:end w:w="120" w:type="dxa"/>
+            </w:tcMar>
+          </w:tcPr>
+          <w:p>
+            <w:pPr>
+              <w:spacing w:before="0" w:after="0" w:line="240" w:lineRule="auto"/>
+              <w:jc w:val="center"/>
+            </w:pPr>
+            <w:r>
+              <w:rPr>
+                <w:rFonts w:ascii="Calibri" w:hAnsi="Calibri" w:eastAsia="Microsoft YaHei"/>
+                <w:b w:val="0"/>
+                <w:color w:val="202A35"/>
+                <w:sz w:val="18"/>
+              </w:rPr>
+              <w:t>红色指示灯</w:t>
+            </w:r>
+          </w:p>
+        </w:tc>
+        <w:tc>
+          <w:tcPr>
+            <w:tcW w:type="dxa" w:w="2300"/>
+            <w:vAlign w:val="center"/>
+            <w:tcMar>
+              <w:top w:w="80" w:type="dxa"/>
+              <w:bottom w:w="80" w:type="dxa"/>
+              <w:start w:w="120" w:type="dxa"/>
+              <w:end w:w="120" w:type="dxa"/>
+            </w:tcMar>
+          </w:tcPr>
+          <w:p>
+            <w:pPr>
+              <w:spacing w:before="0" w:after="0" w:line="240" w:lineRule="auto"/>
+              <w:jc w:val="center"/>
+            </w:pPr>
+            <w:r>
+              <w:rPr>
+                <w:rFonts w:ascii="Calibri" w:hAnsi="Calibri" w:eastAsia="Microsoft YaHei"/>
+                <w:b w:val="0"/>
+                <w:color w:val="202A35"/>
+                <w:sz w:val="18"/>
+              </w:rPr>
+              <w:t>待样本/不可用</w:t>
             </w:r>
           </w:p>
         </w:tc>
@@ -3221,7 +4263,7 @@
                 <w:color w:val="202A35"/>
                 <w:sz w:val="18"/>
               </w:rPr>
-              <w:t>安全标牌类别和业务规则待补充训练</w:t>
+              <w:t>红色指示灯现场样本尚未提供</w:t>
             </w:r>
           </w:p>
         </w:tc>
@@ -3241,7 +4283,7 @@
           <w:p>
             <w:pPr>
               <w:spacing w:before="0" w:after="0" w:line="240" w:lineRule="auto"/>
-              <w:jc w:val="left"/>
+              <w:jc w:val="center"/>
             </w:pPr>
             <w:r>
               <w:rPr>
@@ -3250,9 +4292,7 @@
                 <w:color w:val="202A35"/>
                 <w:sz w:val="18"/>
               </w:rPr>
-              <w:t>2026-08-05 09:15:12+08:00</w:t>
-              <w:br/>
-              <w:t>08号区段</w:t>
+              <w:t>无可用抓拍</w:t>
             </w:r>
           </w:p>
         </w:tc>
@@ -3279,7 +4319,7 @@
                 <w:color w:val="202A35"/>
                 <w:sz w:val="18"/>
               </w:rPr>
-              <w:t>煤堆</w:t>
+              <w:t>绿色指示灯</w:t>
             </w:r>
           </w:p>
         </w:tc>
@@ -3306,287 +4346,7 @@
                 <w:color w:val="202A35"/>
                 <w:sz w:val="18"/>
               </w:rPr>
-              <w:t>未检测到煤堆</w:t>
-            </w:r>
-          </w:p>
-        </w:tc>
-        <w:tc>
-          <w:tcPr>
-            <w:tcW w:type="dxa" w:w="1000"/>
-            <w:shd w:fill="E8F3EC"/>
-            <w:vAlign w:val="center"/>
-            <w:tcMar>
-              <w:top w:w="80" w:type="dxa"/>
-              <w:bottom w:w="80" w:type="dxa"/>
-              <w:start w:w="120" w:type="dxa"/>
-              <w:end w:w="120" w:type="dxa"/>
-            </w:tcMar>
-          </w:tcPr>
-          <w:p>
-            <w:pPr>
-              <w:spacing w:before="0" w:after="0" w:line="240" w:lineRule="auto"/>
-              <w:jc w:val="center"/>
-            </w:pPr>
-            <w:r>
-              <w:rPr>
-                <w:rFonts w:ascii="Calibri" w:hAnsi="Calibri" w:eastAsia="Microsoft YaHei"/>
-                <w:b/>
-                <w:color w:val="246B3B"/>
-                <w:sz w:val="18"/>
-              </w:rPr>
-              <w:t>正常</w:t>
-            </w:r>
-          </w:p>
-        </w:tc>
-        <w:tc>
-          <w:tcPr>
-            <w:tcW w:type="dxa" w:w="3060"/>
-            <w:vAlign w:val="center"/>
-            <w:tcMar>
-              <w:top w:w="80" w:type="dxa"/>
-              <w:bottom w:w="80" w:type="dxa"/>
-              <w:start w:w="120" w:type="dxa"/>
-              <w:end w:w="120" w:type="dxa"/>
-            </w:tcMar>
-          </w:tcPr>
-          <w:p>
-            <w:pPr>
-              <w:spacing w:before="0" w:after="0" w:line="240" w:lineRule="auto"/>
-              <w:jc w:val="left"/>
-            </w:pPr>
-            <w:r>
-              <w:rPr>
-                <w:rFonts w:ascii="Calibri" w:hAnsi="Calibri" w:eastAsia="Microsoft YaHei"/>
-                <w:b w:val="0"/>
-                <w:color w:val="202A35"/>
-                <w:sz w:val="18"/>
-              </w:rPr>
-              <w:t>检测模型已运行且 present=false</w:t>
-            </w:r>
-          </w:p>
-        </w:tc>
-      </w:tr>
-      <w:tr>
-        <w:tc>
-          <w:tcPr>
-            <w:tcW w:type="dxa" w:w="1700"/>
-            <w:vAlign w:val="center"/>
-            <w:tcMar>
-              <w:top w:w="80" w:type="dxa"/>
-              <w:bottom w:w="80" w:type="dxa"/>
-              <w:start w:w="120" w:type="dxa"/>
-              <w:end w:w="120" w:type="dxa"/>
-            </w:tcMar>
-          </w:tcPr>
-          <w:p>
-            <w:pPr>
-              <w:spacing w:before="0" w:after="0" w:line="240" w:lineRule="auto"/>
-              <w:jc w:val="left"/>
-            </w:pPr>
-            <w:r>
-              <w:rPr>
-                <w:rFonts w:ascii="Calibri" w:hAnsi="Calibri" w:eastAsia="Microsoft YaHei"/>
-                <w:b w:val="0"/>
-                <w:color w:val="202A35"/>
-                <w:sz w:val="18"/>
-              </w:rPr>
-              <w:t>2026-08-05 09:15:12+08:00</w:t>
-              <w:br/>
-              <w:t>08号区段</w:t>
-            </w:r>
-          </w:p>
-        </w:tc>
-        <w:tc>
-          <w:tcPr>
-            <w:tcW w:type="dxa" w:w="1300"/>
-            <w:vAlign w:val="center"/>
-            <w:tcMar>
-              <w:top w:w="80" w:type="dxa"/>
-              <w:bottom w:w="80" w:type="dxa"/>
-              <w:start w:w="120" w:type="dxa"/>
-              <w:end w:w="120" w:type="dxa"/>
-            </w:tcMar>
-          </w:tcPr>
-          <w:p>
-            <w:pPr>
-              <w:spacing w:before="0" w:after="0" w:line="240" w:lineRule="auto"/>
-              <w:jc w:val="center"/>
-            </w:pPr>
-            <w:r>
-              <w:rPr>
-                <w:rFonts w:ascii="Calibri" w:hAnsi="Calibri" w:eastAsia="Microsoft YaHei"/>
-                <w:b w:val="0"/>
-                <w:color w:val="202A35"/>
-                <w:sz w:val="18"/>
-              </w:rPr>
-              <w:t>工位编号</w:t>
-            </w:r>
-          </w:p>
-        </w:tc>
-        <w:tc>
-          <w:tcPr>
-            <w:tcW w:type="dxa" w:w="2300"/>
-            <w:vAlign w:val="center"/>
-            <w:tcMar>
-              <w:top w:w="80" w:type="dxa"/>
-              <w:bottom w:w="80" w:type="dxa"/>
-              <w:start w:w="120" w:type="dxa"/>
-              <w:end w:w="120" w:type="dxa"/>
-            </w:tcMar>
-          </w:tcPr>
-          <w:p>
-            <w:pPr>
-              <w:spacing w:before="0" w:after="0" w:line="240" w:lineRule="auto"/>
-              <w:jc w:val="left"/>
-            </w:pPr>
-            <w:r>
-              <w:rPr>
-                <w:rFonts w:ascii="Calibri" w:hAnsi="Calibri" w:eastAsia="Microsoft YaHei"/>
-                <w:b w:val="0"/>
-                <w:color w:val="202A35"/>
-                <w:sz w:val="18"/>
-              </w:rPr>
-              <w:t>识别为 8 号；期望 08 号</w:t>
-            </w:r>
-          </w:p>
-        </w:tc>
-        <w:tc>
-          <w:tcPr>
-            <w:tcW w:type="dxa" w:w="1000"/>
-            <w:shd w:fill="E8F3EC"/>
-            <w:vAlign w:val="center"/>
-            <w:tcMar>
-              <w:top w:w="80" w:type="dxa"/>
-              <w:bottom w:w="80" w:type="dxa"/>
-              <w:start w:w="120" w:type="dxa"/>
-              <w:end w:w="120" w:type="dxa"/>
-            </w:tcMar>
-          </w:tcPr>
-          <w:p>
-            <w:pPr>
-              <w:spacing w:before="0" w:after="0" w:line="240" w:lineRule="auto"/>
-              <w:jc w:val="center"/>
-            </w:pPr>
-            <w:r>
-              <w:rPr>
-                <w:rFonts w:ascii="Calibri" w:hAnsi="Calibri" w:eastAsia="Microsoft YaHei"/>
-                <w:b/>
-                <w:color w:val="246B3B"/>
-                <w:sz w:val="18"/>
-              </w:rPr>
-              <w:t>正常</w:t>
-            </w:r>
-          </w:p>
-        </w:tc>
-        <w:tc>
-          <w:tcPr>
-            <w:tcW w:type="dxa" w:w="3060"/>
-            <w:vAlign w:val="center"/>
-            <w:tcMar>
-              <w:top w:w="80" w:type="dxa"/>
-              <w:bottom w:w="80" w:type="dxa"/>
-              <w:start w:w="120" w:type="dxa"/>
-              <w:end w:w="120" w:type="dxa"/>
-            </w:tcMar>
-          </w:tcPr>
-          <w:p>
-            <w:pPr>
-              <w:spacing w:before="0" w:after="0" w:line="240" w:lineRule="auto"/>
-              <w:jc w:val="center"/>
-            </w:pPr>
-            <w:r>
-              <w:rPr>
-                <w:rFonts w:ascii="Calibri" w:hAnsi="Calibri" w:eastAsia="Microsoft YaHei"/>
-                <w:b w:val="0"/>
-                <w:color w:val="202A35"/>
-                <w:sz w:val="18"/>
-              </w:rPr>
-              <w:t>识别编号与期望工位一致</w:t>
-            </w:r>
-          </w:p>
-        </w:tc>
-      </w:tr>
-      <w:tr>
-        <w:tc>
-          <w:tcPr>
-            <w:tcW w:type="dxa" w:w="1700"/>
-            <w:vAlign w:val="center"/>
-            <w:tcMar>
-              <w:top w:w="80" w:type="dxa"/>
-              <w:bottom w:w="80" w:type="dxa"/>
-              <w:start w:w="120" w:type="dxa"/>
-              <w:end w:w="120" w:type="dxa"/>
-            </w:tcMar>
-          </w:tcPr>
-          <w:p>
-            <w:pPr>
-              <w:spacing w:before="0" w:after="0" w:line="240" w:lineRule="auto"/>
-              <w:jc w:val="left"/>
-            </w:pPr>
-            <w:r>
-              <w:rPr>
-                <w:rFonts w:ascii="Calibri" w:hAnsi="Calibri" w:eastAsia="Microsoft YaHei"/>
-                <w:b w:val="0"/>
-                <w:color w:val="202A35"/>
-                <w:sz w:val="18"/>
-              </w:rPr>
-              <w:t>2026-08-05 09:15:12+08:00</w:t>
-              <w:br/>
-              <w:t>08号区段</w:t>
-            </w:r>
-          </w:p>
-        </w:tc>
-        <w:tc>
-          <w:tcPr>
-            <w:tcW w:type="dxa" w:w="1300"/>
-            <w:vAlign w:val="center"/>
-            <w:tcMar>
-              <w:top w:w="80" w:type="dxa"/>
-              <w:bottom w:w="80" w:type="dxa"/>
-              <w:start w:w="120" w:type="dxa"/>
-              <w:end w:w="120" w:type="dxa"/>
-            </w:tcMar>
-          </w:tcPr>
-          <w:p>
-            <w:pPr>
-              <w:spacing w:before="0" w:after="0" w:line="240" w:lineRule="auto"/>
-              <w:jc w:val="center"/>
-            </w:pPr>
-            <w:r>
-              <w:rPr>
-                <w:rFonts w:ascii="Calibri" w:hAnsi="Calibri" w:eastAsia="Microsoft YaHei"/>
-                <w:b w:val="0"/>
-                <w:color w:val="202A35"/>
-                <w:sz w:val="18"/>
-              </w:rPr>
-              <w:t>数字表</w:t>
-            </w:r>
-          </w:p>
-        </w:tc>
-        <w:tc>
-          <w:tcPr>
-            <w:tcW w:type="dxa" w:w="2300"/>
-            <w:vAlign w:val="center"/>
-            <w:tcMar>
-              <w:top w:w="80" w:type="dxa"/>
-              <w:bottom w:w="80" w:type="dxa"/>
-              <w:start w:w="120" w:type="dxa"/>
-              <w:end w:w="120" w:type="dxa"/>
-            </w:tcMar>
-          </w:tcPr>
-          <w:p>
-            <w:pPr>
-              <w:spacing w:before="0" w:after="0" w:line="240" w:lineRule="auto"/>
-              <w:jc w:val="center"/>
-            </w:pPr>
-            <w:r>
-              <w:rPr>
-                <w:rFonts w:ascii="Calibri" w:hAnsi="Calibri" w:eastAsia="Microsoft YaHei"/>
-                <w:b w:val="0"/>
-                <w:color w:val="202A35"/>
-                <w:sz w:val="18"/>
-              </w:rPr>
-              <w:t>读数 067.8</w:t>
+              <w:t>待样本/不可用</w:t>
             </w:r>
           </w:p>
         </w:tc>
@@ -3641,7 +4401,7 @@
                 <w:color w:val="202A35"/>
                 <w:sz w:val="18"/>
               </w:rPr>
-              <w:t>正常范围待补充，当前只记录读数</w:t>
+              <w:t>绿色指示灯现场样本尚未提供</w:t>
             </w:r>
           </w:p>
         </w:tc>
@@ -3661,7 +4421,7 @@
           <w:p>
             <w:pPr>
               <w:spacing w:before="0" w:after="0" w:line="240" w:lineRule="auto"/>
-              <w:jc w:val="left"/>
+              <w:jc w:val="center"/>
             </w:pPr>
             <w:r>
               <w:rPr>
@@ -3670,9 +4430,7 @@
                 <w:color w:val="202A35"/>
                 <w:sz w:val="18"/>
               </w:rPr>
-              <w:t>2026-08-05 09:15:12+08:00</w:t>
-              <w:br/>
-              <w:t>08号区段</w:t>
+              <w:t>无可用抓拍</w:t>
             </w:r>
           </w:p>
         </w:tc>
@@ -3699,7 +4457,7 @@
                 <w:color w:val="202A35"/>
                 <w:sz w:val="18"/>
               </w:rPr>
-              <w:t>指针表</w:t>
+              <w:t>水泵硐室仪表</w:t>
             </w:r>
           </w:p>
         </w:tc>
@@ -3717,7 +4475,7 @@
           <w:p>
             <w:pPr>
               <w:spacing w:before="0" w:after="0" w:line="240" w:lineRule="auto"/>
-              <w:jc w:val="center"/>
+              <w:jc w:val="left"/>
             </w:pPr>
             <w:r>
               <w:rPr>
@@ -3726,14 +4484,14 @@
                 <w:color w:val="202A35"/>
                 <w:sz w:val="18"/>
               </w:rPr>
-              <w:t>检测到 1 个异常指针表</w:t>
+              <w:t>待样本/不可用；已读取 0/3 个</w:t>
             </w:r>
           </w:p>
         </w:tc>
         <w:tc>
           <w:tcPr>
             <w:tcW w:type="dxa" w:w="1000"/>
-            <w:shd w:fill="FCE8E6"/>
+            <w:shd w:fill="FFF4D6"/>
             <w:vAlign w:val="center"/>
             <w:tcMar>
               <w:top w:w="80" w:type="dxa"/>
@@ -3751,10 +4509,10 @@
               <w:rPr>
                 <w:rFonts w:ascii="Calibri" w:hAnsi="Calibri" w:eastAsia="Microsoft YaHei"/>
                 <w:b/>
-                <w:color w:val="9B1C1C"/>
+                <w:color w:val="7A5A00"/>
                 <w:sz w:val="18"/>
               </w:rPr>
-              <w:t>异常</w:t>
+              <w:t>需复核</w:t>
             </w:r>
           </w:p>
         </w:tc>
@@ -3772,7 +4530,7 @@
           <w:p>
             <w:pPr>
               <w:spacing w:before="0" w:after="0" w:line="240" w:lineRule="auto"/>
-              <w:jc w:val="center"/>
+              <w:jc w:val="left"/>
             </w:pPr>
             <w:r>
               <w:rPr>
@@ -3781,7 +4539,7 @@
                 <w:color w:val="202A35"/>
                 <w:sz w:val="18"/>
               </w:rPr>
-              <w:t>指针角度偏差超过允许范围</w:t>
+              <w:t>3 个仪表的现场样本、读数真值和刻度标定尚未提供</w:t>
             </w:r>
           </w:p>
         </w:tc>
@@ -4963,13 +5721,97 @@
                 <w:color w:val="202A35"/>
                 <w:sz w:val="18"/>
               </w:rPr>
-              <w:t>红外热像</w:t>
+              <w:t>托辊卡死检测</w:t>
             </w:r>
           </w:p>
         </w:tc>
         <w:tc>
           <w:tcPr>
             <w:tcW w:type="dxa" w:w="2600"/>
+            <w:vAlign w:val="center"/>
+            <w:tcMar>
+              <w:top w:w="80" w:type="dxa"/>
+              <w:bottom w:w="80" w:type="dxa"/>
+              <w:start w:w="120" w:type="dxa"/>
+              <w:end w:w="120" w:type="dxa"/>
+            </w:tcMar>
+          </w:tcPr>
+          <w:p>
+            <w:pPr>
+              <w:spacing w:before="0" w:after="0" w:line="240" w:lineRule="auto"/>
+              <w:jc w:val="left"/>
+            </w:pPr>
+            <w:r>
+              <w:rPr>
+                <w:rFonts w:ascii="Calibri" w:hAnsi="Calibri" w:eastAsia="Microsoft YaHei"/>
+                <w:b w:val="0"/>
+                <w:color w:val="202A35"/>
+                <w:sz w:val="18"/>
+              </w:rPr>
+              <w:t>已识别 3/3 处；最高温 72.30℃</w:t>
+            </w:r>
+          </w:p>
+        </w:tc>
+        <w:tc>
+          <w:tcPr>
+            <w:tcW w:type="dxa" w:w="1100"/>
+            <w:shd w:fill="FCE8E6"/>
+            <w:vAlign w:val="center"/>
+            <w:tcMar>
+              <w:top w:w="80" w:type="dxa"/>
+              <w:bottom w:w="80" w:type="dxa"/>
+              <w:start w:w="120" w:type="dxa"/>
+              <w:end w:w="120" w:type="dxa"/>
+            </w:tcMar>
+          </w:tcPr>
+          <w:p>
+            <w:pPr>
+              <w:spacing w:before="0" w:after="0" w:line="240" w:lineRule="auto"/>
+              <w:jc w:val="center"/>
+            </w:pPr>
+            <w:r>
+              <w:rPr>
+                <w:rFonts w:ascii="Calibri" w:hAnsi="Calibri" w:eastAsia="Microsoft YaHei"/>
+                <w:b/>
+                <w:color w:val="9B1C1C"/>
+                <w:sz w:val="18"/>
+              </w:rPr>
+              <w:t>异常</w:t>
+            </w:r>
+          </w:p>
+        </w:tc>
+        <w:tc>
+          <w:tcPr>
+            <w:tcW w:type="dxa" w:w="4160"/>
+            <w:vAlign w:val="center"/>
+            <w:tcMar>
+              <w:top w:w="80" w:type="dxa"/>
+              <w:bottom w:w="80" w:type="dxa"/>
+              <w:start w:w="120" w:type="dxa"/>
+              <w:end w:w="120" w:type="dxa"/>
+            </w:tcMar>
+          </w:tcPr>
+          <w:p>
+            <w:pPr>
+              <w:spacing w:before="0" w:after="0" w:line="240" w:lineRule="auto"/>
+              <w:jc w:val="left"/>
+            </w:pPr>
+            <w:r>
+              <w:rPr>
+                <w:rFonts w:ascii="Calibri" w:hAnsi="Calibri" w:eastAsia="Microsoft YaHei"/>
+                <w:b w:val="0"/>
+                <w:color w:val="202A35"/>
+                <w:sz w:val="18"/>
+              </w:rPr>
+              <w:t>热像最高温严格超过 65.00℃，并关联到 3 个不同编号位置</w:t>
+            </w:r>
+          </w:p>
+        </w:tc>
+      </w:tr>
+      <w:tr>
+        <w:tc>
+          <w:tcPr>
+            <w:tcW w:type="dxa" w:w="1500"/>
             <w:vAlign w:val="center"/>
             <w:tcMar>
               <w:top w:w="80" w:type="dxa"/>
@@ -4990,7 +5832,34 @@
                 <w:color w:val="202A35"/>
                 <w:sz w:val="18"/>
               </w:rPr>
-              <w:t>已归档 24 帧热像</w:t>
+              <w:t>设备表面温度检测（备选）</w:t>
+            </w:r>
+          </w:p>
+        </w:tc>
+        <w:tc>
+          <w:tcPr>
+            <w:tcW w:type="dxa" w:w="2600"/>
+            <w:vAlign w:val="center"/>
+            <w:tcMar>
+              <w:top w:w="80" w:type="dxa"/>
+              <w:bottom w:w="80" w:type="dxa"/>
+              <w:start w:w="120" w:type="dxa"/>
+              <w:end w:w="120" w:type="dxa"/>
+            </w:tcMar>
+          </w:tcPr>
+          <w:p>
+            <w:pPr>
+              <w:spacing w:before="0" w:after="0" w:line="240" w:lineRule="auto"/>
+              <w:jc w:val="left"/>
+            </w:pPr>
+            <w:r>
+              <w:rPr>
+                <w:rFonts w:ascii="Calibri" w:hAnsi="Calibri" w:eastAsia="Microsoft YaHei"/>
+                <w:b w:val="0"/>
+                <w:color w:val="202A35"/>
+                <w:sz w:val="18"/>
+              </w:rPr>
+              <w:t>待样本/不可用；热像采集链路已保留</w:t>
             </w:r>
           </w:p>
         </w:tc>
@@ -5045,7 +5914,7 @@
                 <w:color w:val="202A35"/>
                 <w:sz w:val="18"/>
               </w:rPr>
-              <w:t>温度异常模型与阈值待补充训练</w:t>
+              <w:t>开关柜测温区域、阈值与现场样本尚未提供</w:t>
             </w:r>
           </w:p>
         </w:tc>
@@ -5188,7 +6057,7 @@
                 <w:color w:val="202A35"/>
                 <w:sz w:val="18"/>
               </w:rPr>
-              <w:t>安全标牌类别与业务判定规则待补充训练</w:t>
+              <w:t>皮带异物、5类巡检标牌、红绿指示灯及3个水泵仪表尚待现场样本与标定</w:t>
             </w:r>
           </w:p>
         </w:tc>
@@ -5244,119 +6113,7 @@
                 <w:color w:val="202A35"/>
                 <w:sz w:val="18"/>
               </w:rPr>
-              <w:t>数字表已记录读数，正常范围待补充后才能自动判定</w:t>
-            </w:r>
-          </w:p>
-        </w:tc>
-      </w:tr>
-      <w:tr>
-        <w:tc>
-          <w:tcPr>
-            <w:tcW w:type="dxa" w:w="700"/>
-            <w:vAlign w:val="center"/>
-            <w:tcMar>
-              <w:top w:w="80" w:type="dxa"/>
-              <w:bottom w:w="80" w:type="dxa"/>
-              <w:start w:w="120" w:type="dxa"/>
-              <w:end w:w="120" w:type="dxa"/>
-            </w:tcMar>
-          </w:tcPr>
-          <w:p>
-            <w:pPr>
-              <w:spacing w:before="0" w:after="0" w:line="240" w:lineRule="auto"/>
-              <w:jc w:val="center"/>
-            </w:pPr>
-            <w:r>
-              <w:rPr>
-                <w:rFonts w:ascii="Calibri" w:hAnsi="Calibri" w:eastAsia="Microsoft YaHei"/>
-                <w:b w:val="0"/>
-                <w:color w:val="202A35"/>
-                <w:sz w:val="18"/>
-              </w:rPr>
-              <w:t>3</w:t>
-            </w:r>
-          </w:p>
-        </w:tc>
-        <w:tc>
-          <w:tcPr>
-            <w:tcW w:type="dxa" w:w="8660"/>
-            <w:vAlign w:val="center"/>
-            <w:tcMar>
-              <w:top w:w="80" w:type="dxa"/>
-              <w:bottom w:w="80" w:type="dxa"/>
-              <w:start w:w="120" w:type="dxa"/>
-              <w:end w:w="120" w:type="dxa"/>
-            </w:tcMar>
-          </w:tcPr>
-          <w:p>
-            <w:pPr>
-              <w:spacing w:before="0" w:after="0" w:line="240" w:lineRule="auto"/>
-              <w:jc w:val="left"/>
-            </w:pPr>
-            <w:r>
-              <w:rPr>
-                <w:rFonts w:ascii="Calibri" w:hAnsi="Calibri" w:eastAsia="Microsoft YaHei"/>
-                <w:b w:val="0"/>
-                <w:color w:val="202A35"/>
-                <w:sz w:val="18"/>
-              </w:rPr>
               <w:t>H2S 有 2 条通信超时样本，需人工复核传感器连接</w:t>
-            </w:r>
-          </w:p>
-        </w:tc>
-      </w:tr>
-      <w:tr>
-        <w:tc>
-          <w:tcPr>
-            <w:tcW w:type="dxa" w:w="700"/>
-            <w:vAlign w:val="center"/>
-            <w:tcMar>
-              <w:top w:w="80" w:type="dxa"/>
-              <w:bottom w:w="80" w:type="dxa"/>
-              <w:start w:w="120" w:type="dxa"/>
-              <w:end w:w="120" w:type="dxa"/>
-            </w:tcMar>
-          </w:tcPr>
-          <w:p>
-            <w:pPr>
-              <w:spacing w:before="0" w:after="0" w:line="240" w:lineRule="auto"/>
-              <w:jc w:val="center"/>
-            </w:pPr>
-            <w:r>
-              <w:rPr>
-                <w:rFonts w:ascii="Calibri" w:hAnsi="Calibri" w:eastAsia="Microsoft YaHei"/>
-                <w:b w:val="0"/>
-                <w:color w:val="202A35"/>
-                <w:sz w:val="18"/>
-              </w:rPr>
-              <w:t>4</w:t>
-            </w:r>
-          </w:p>
-        </w:tc>
-        <w:tc>
-          <w:tcPr>
-            <w:tcW w:type="dxa" w:w="8660"/>
-            <w:vAlign w:val="center"/>
-            <w:tcMar>
-              <w:top w:w="80" w:type="dxa"/>
-              <w:bottom w:w="80" w:type="dxa"/>
-              <w:start w:w="120" w:type="dxa"/>
-              <w:end w:w="120" w:type="dxa"/>
-            </w:tcMar>
-          </w:tcPr>
-          <w:p>
-            <w:pPr>
-              <w:spacing w:before="0" w:after="0" w:line="240" w:lineRule="auto"/>
-              <w:jc w:val="left"/>
-            </w:pPr>
-            <w:r>
-              <w:rPr>
-                <w:rFonts w:ascii="Calibri" w:hAnsi="Calibri" w:eastAsia="Microsoft YaHei"/>
-                <w:b w:val="0"/>
-                <w:color w:val="202A35"/>
-                <w:sz w:val="18"/>
-              </w:rPr>
-              <w:t>红外热像仅完成归档，温度异常模型与阈值待补充训练</w:t>
             </w:r>
           </w:p>
         </w:tc>
